--- a/Управление IT-сервисами (Кузнецова)/Практическая 5.docx
+++ b/Управление IT-сервисами (Кузнецова)/Практическая 5.docx
@@ -1,32 +1,25 @@
 
 <file path=word/document.xml><?xml version="1.0" encoding="utf-8"?>
-<w:document xmlns:wpc="http://schemas.microsoft.com/office/word/2010/wordprocessingCanvas" xmlns:cx="http://schemas.microsoft.com/office/drawing/2014/chartex" xmlns:cx1="http://schemas.microsoft.com/office/drawing/2015/9/8/chartex" xmlns:cx2="http://schemas.microsoft.com/office/drawing/2015/10/21/chartex" xmlns:cx3="http://schemas.microsoft.com/office/drawing/2016/5/9/chartex" xmlns:cx4="http://schemas.microsoft.com/office/drawing/2016/5/10/chartex" xmlns:cx5="http://schemas.microsoft.com/office/drawing/2016/5/11/chartex" xmlns:cx6="http://schemas.microsoft.com/office/drawing/2016/5/12/chartex" xmlns:cx7="http://schemas.microsoft.com/office/drawing/2016/5/13/chartex" xmlns:cx8="http://schemas.microsoft.com/office/drawing/2016/5/14/chartex" xmlns:mc="http://schemas.openxmlformats.org/markup-compatibility/2006" xmlns:aink="http://schemas.microsoft.com/office/drawing/2016/ink" xmlns:am3d="http://schemas.microsoft.com/office/drawing/2017/model3d" xmlns:o="urn:schemas-microsoft-com:office:office" xmlns:oel="http://schemas.microsoft.com/office/2019/extlst" xmlns:r="http://schemas.openxmlformats.org/officeDocument/2006/relationships" xmlns:m="http://schemas.openxmlformats.org/officeDocument/2006/math" xmlns:v="urn:schemas-microsoft-com:vml" xmlns:wp14="http://schemas.microsoft.com/office/word/2010/wordprocessingDrawing" xmlns:wp="http://schemas.openxmlformats.org/drawingml/2006/wordprocessingDrawing" xmlns:w10="urn:schemas-microsoft-com:office:word" xmlns:w="http://schemas.openxmlformats.org/wordprocessingml/2006/main" xmlns:w14="http://schemas.microsoft.com/office/word/2010/wordml" xmlns:w15="http://schemas.microsoft.com/office/word/2012/wordml" xmlns:w16cex="http://schemas.microsoft.com/office/word/2018/wordml/cex" xmlns:w16cid="http://schemas.microsoft.com/office/word/2016/wordml/cid" xmlns:w16="http://schemas.microsoft.com/office/word/2018/wordml" xmlns:w16sdtdh="http://schemas.microsoft.com/office/word/2020/wordml/sdtdatahash" xmlns:w16se="http://schemas.microsoft.com/office/word/2015/wordml/symex" xmlns:wpg="http://schemas.microsoft.com/office/word/2010/wordprocessingGroup" xmlns:wpi="http://schemas.microsoft.com/office/word/2010/wordprocessingInk" xmlns:wne="http://schemas.microsoft.com/office/word/2006/wordml" xmlns:wps="http://schemas.microsoft.com/office/word/2010/wordprocessingShape" mc:Ignorable="w14 w15 w16se w16cid w16 w16cex w16sdtdh wp14">
+<w:document xmlns:wpc="http://schemas.microsoft.com/office/word/2010/wordprocessingCanvas" xmlns:cx="http://schemas.microsoft.com/office/drawing/2014/chartex" xmlns:cx1="http://schemas.microsoft.com/office/drawing/2015/9/8/chartex" xmlns:cx2="http://schemas.microsoft.com/office/drawing/2015/10/21/chartex" xmlns:cx3="http://schemas.microsoft.com/office/drawing/2016/5/9/chartex" xmlns:cx4="http://schemas.microsoft.com/office/drawing/2016/5/10/chartex" xmlns:cx5="http://schemas.microsoft.com/office/drawing/2016/5/11/chartex" xmlns:cx6="http://schemas.microsoft.com/office/drawing/2016/5/12/chartex" xmlns:cx7="http://schemas.microsoft.com/office/drawing/2016/5/13/chartex" xmlns:cx8="http://schemas.microsoft.com/office/drawing/2016/5/14/chartex" xmlns:mc="http://schemas.openxmlformats.org/markup-compatibility/2006" xmlns:aink="http://schemas.microsoft.com/office/drawing/2016/ink" xmlns:am3d="http://schemas.microsoft.com/office/drawing/2017/model3d" xmlns:o="urn:schemas-microsoft-com:office:office" xmlns:r="http://schemas.openxmlformats.org/officeDocument/2006/relationships" xmlns:m="http://schemas.openxmlformats.org/officeDocument/2006/math" xmlns:v="urn:schemas-microsoft-com:vml" xmlns:wp14="http://schemas.microsoft.com/office/word/2010/wordprocessingDrawing" xmlns:wp="http://schemas.openxmlformats.org/drawingml/2006/wordprocessingDrawing" xmlns:w10="urn:schemas-microsoft-com:office:word" xmlns:w="http://schemas.openxmlformats.org/wordprocessingml/2006/main" xmlns:w14="http://schemas.microsoft.com/office/word/2010/wordml" xmlns:w15="http://schemas.microsoft.com/office/word/2012/wordml" xmlns:w16cid="http://schemas.microsoft.com/office/word/2016/wordml/cid" xmlns:w16se="http://schemas.microsoft.com/office/word/2015/wordml/symex" xmlns:wpg="http://schemas.microsoft.com/office/word/2010/wordprocessingGroup" xmlns:wpi="http://schemas.microsoft.com/office/word/2010/wordprocessingInk" xmlns:wne="http://schemas.microsoft.com/office/word/2006/wordml" xmlns:wps="http://schemas.microsoft.com/office/word/2010/wordprocessingShape" mc:Ignorable="w14 w15 w16se w16cid wp14">
   <w:body>
     <w:p>
       <w:pPr>
-        <w:spacing w:after="0" w:line="360" w:lineRule="auto"/>
-        <w:ind w:firstLine="709"/>
-        <w:jc w:val="both"/>
-        <w:rPr>
-          <w:rFonts w:ascii="Times New Roman" w:hAnsi="Times New Roman" w:cs="Times New Roman"/>
-          <w:sz w:val="28"/>
-          <w:szCs w:val="28"/>
-        </w:rPr>
-      </w:pPr>
-      <w:r>
-        <w:rPr>
-          <w:rFonts w:ascii="Times New Roman" w:hAnsi="Times New Roman" w:cs="Times New Roman"/>
-          <w:sz w:val="28"/>
-          <w:szCs w:val="28"/>
-        </w:rPr>
-        <w:t xml:space="preserve">Жизненный цикл проекта </w:t>
-      </w:r>
+        <w:jc w:val="center"/>
+        <w:rPr>
+          <w:rFonts w:ascii="Times New Roman" w:hAnsi="Times New Roman" w:cs="Times New Roman"/>
+          <w:b/>
+          <w:sz w:val="36"/>
+          <w:szCs w:val="28"/>
+        </w:rPr>
+      </w:pPr>
       <w:proofErr w:type="spellStart"/>
       <w:r>
         <w:rPr>
           <w:rFonts w:ascii="Times New Roman" w:hAnsi="Times New Roman" w:cs="Times New Roman"/>
-          <w:sz w:val="28"/>
-          <w:szCs w:val="28"/>
+          <w:b/>
+          <w:sz w:val="36"/>
+          <w:szCs w:val="28"/>
+          <w:lang w:val="en-US"/>
         </w:rPr>
         <w:t>SmartTravel</w:t>
       </w:r>
@@ -34,54 +27,52 @@
       <w:r>
         <w:rPr>
           <w:rFonts w:ascii="Times New Roman" w:hAnsi="Times New Roman" w:cs="Times New Roman"/>
-          <w:sz w:val="28"/>
+          <w:b/>
+          <w:sz w:val="36"/>
           <w:szCs w:val="28"/>
         </w:rPr>
         <w:t xml:space="preserve"> </w:t>
       </w:r>
-      <w:proofErr w:type="spellStart"/>
-      <w:r>
-        <w:rPr>
-          <w:rFonts w:ascii="Times New Roman" w:hAnsi="Times New Roman" w:cs="Times New Roman"/>
-          <w:sz w:val="28"/>
-          <w:szCs w:val="28"/>
+      <w:r>
+        <w:rPr>
+          <w:rFonts w:ascii="Times New Roman" w:hAnsi="Times New Roman" w:cs="Times New Roman"/>
+          <w:b/>
+          <w:sz w:val="36"/>
+          <w:szCs w:val="28"/>
+          <w:lang w:val="en-US"/>
         </w:rPr>
         <w:t>Planner</w:t>
-      </w:r>
-      <w:proofErr w:type="spellEnd"/>
-      <w:r>
-        <w:rPr>
-          <w:rFonts w:ascii="Times New Roman" w:hAnsi="Times New Roman" w:cs="Times New Roman"/>
-          <w:sz w:val="28"/>
-          <w:szCs w:val="28"/>
-        </w:rPr>
-        <w:t xml:space="preserve"> начинается с этапа инициации, когда формируется сама идея продукта. На этом этапе определяется основная проблема, которую должен решить сервис: пользователям сложно и долго самостоятельно планировать путешествия, особенно с учётом бюджета, интересов и маршрутов. Формируется общее понимание ценности продукта и принимается решение о целесообразности его разработки.</w:t>
       </w:r>
     </w:p>
     <w:p>
       <w:pPr>
-        <w:spacing w:after="0" w:line="360" w:lineRule="auto"/>
-        <w:ind w:firstLine="709"/>
+        <w:pStyle w:val="a7"/>
+        <w:numPr>
+          <w:ilvl w:val="0"/>
+          <w:numId w:val="1"/>
+        </w:numPr>
         <w:jc w:val="both"/>
         <w:rPr>
           <w:rFonts w:ascii="Times New Roman" w:hAnsi="Times New Roman" w:cs="Times New Roman"/>
-          <w:sz w:val="28"/>
-          <w:szCs w:val="28"/>
-        </w:rPr>
-      </w:pPr>
-      <w:r>
-        <w:rPr>
-          <w:rFonts w:ascii="Times New Roman" w:hAnsi="Times New Roman" w:cs="Times New Roman"/>
-          <w:sz w:val="28"/>
-          <w:szCs w:val="28"/>
-        </w:rPr>
-        <w:t>Далее проект переходит в фазу планирования. Здесь происходит уточнение требований и формирование общего видения системы. Определяется функциональность будущего сервиса, выбираются технологии, оцениваются сроки и ресурсы. В этот момент закладывается архитектура решения и формируется команда, которая будет работать над проектом. Также фиксируются основные ограничения и критерии успеха.</w:t>
+          <w:b/>
+          <w:sz w:val="28"/>
+          <w:szCs w:val="28"/>
+        </w:rPr>
+      </w:pPr>
+      <w:r>
+        <w:rPr>
+          <w:rFonts w:ascii="Times New Roman" w:hAnsi="Times New Roman" w:cs="Times New Roman"/>
+          <w:b/>
+          <w:sz w:val="28"/>
+          <w:szCs w:val="28"/>
+        </w:rPr>
+        <w:t>Инициация.</w:t>
       </w:r>
     </w:p>
     <w:p>
       <w:pPr>
         <w:spacing w:after="0" w:line="360" w:lineRule="auto"/>
-        <w:ind w:firstLine="709"/>
+        <w:ind w:firstLine="360"/>
         <w:jc w:val="both"/>
         <w:rPr>
           <w:rFonts w:ascii="Times New Roman" w:hAnsi="Times New Roman" w:cs="Times New Roman"/>
@@ -95,13 +86,71 @@
           <w:sz w:val="28"/>
           <w:szCs w:val="28"/>
         </w:rPr>
-        <w:t>После этого начинается этап проектирования, на котором идея превращается в конкретную структуру. Разрабатывается пользовательский интерфейс, продумывается логика взаимодействия системы, проектируется база данных и API. На этом этапе важно, чтобы все элементы будущего продукта были согласованы между собой, так как любые ошибки проектирования позже приведут к значительным затратам.</w:t>
+        <w:t xml:space="preserve">На начальной этапе создания проекта происходит его </w:t>
+      </w:r>
+      <w:r>
+        <w:rPr>
+          <w:rFonts w:ascii="Times New Roman" w:hAnsi="Times New Roman" w:cs="Times New Roman"/>
+          <w:i/>
+          <w:sz w:val="28"/>
+          <w:szCs w:val="28"/>
+        </w:rPr>
+        <w:t>инициация.</w:t>
+      </w:r>
+      <w:r>
+        <w:rPr>
+          <w:rFonts w:ascii="Times New Roman" w:hAnsi="Times New Roman" w:cs="Times New Roman"/>
+          <w:sz w:val="28"/>
+          <w:szCs w:val="28"/>
+        </w:rPr>
+        <w:t xml:space="preserve"> </w:t>
+      </w:r>
+      <w:r>
+        <w:rPr>
+          <w:rFonts w:ascii="Times New Roman" w:hAnsi="Times New Roman" w:cs="Times New Roman"/>
+          <w:sz w:val="28"/>
+          <w:szCs w:val="28"/>
+        </w:rPr>
+        <w:t xml:space="preserve">Пользователям сложно самостоятельно составлять удобные маршруты путешествий с учётом бюджета/интересов и ограниченного времени - </w:t>
+      </w:r>
+      <w:r>
+        <w:rPr>
+          <w:rFonts w:ascii="Times New Roman" w:hAnsi="Times New Roman" w:cs="Times New Roman"/>
+          <w:i/>
+          <w:sz w:val="28"/>
+          <w:szCs w:val="28"/>
+        </w:rPr>
+        <w:t>проблематика</w:t>
+      </w:r>
+      <w:r>
+        <w:rPr>
+          <w:rFonts w:ascii="Times New Roman" w:hAnsi="Times New Roman" w:cs="Times New Roman"/>
+          <w:sz w:val="28"/>
+          <w:szCs w:val="28"/>
+        </w:rPr>
+        <w:t>.</w:t>
+      </w:r>
+      <w:r>
+        <w:rPr>
+          <w:rFonts w:ascii="Times New Roman" w:hAnsi="Times New Roman" w:cs="Times New Roman"/>
+          <w:sz w:val="28"/>
+          <w:szCs w:val="28"/>
+        </w:rPr>
+        <w:t xml:space="preserve"> </w:t>
+      </w:r>
+      <w:r>
+        <w:rPr>
+          <w:rFonts w:ascii="Times New Roman" w:hAnsi="Times New Roman" w:cs="Times New Roman"/>
+          <w:sz w:val="28"/>
+          <w:szCs w:val="28"/>
+        </w:rPr>
+        <w:t xml:space="preserve">Необходимо создать сервис(приложение), которое автоматически генерирует оптимальные туристические маршруты. </w:t>
       </w:r>
     </w:p>
     <w:p>
       <w:pPr>
         <w:spacing w:after="0" w:line="360" w:lineRule="auto"/>
-        <w:ind w:firstLine="709"/>
+        <w:ind w:firstLine="360"/>
         <w:jc w:val="both"/>
         <w:rPr>
           <w:rFonts w:ascii="Times New Roman" w:hAnsi="Times New Roman" w:cs="Times New Roman"/>
@@ -112,70 +161,25 @@
       <w:r>
         <w:rPr>
           <w:rFonts w:ascii="Times New Roman" w:hAnsi="Times New Roman" w:cs="Times New Roman"/>
-          <w:sz w:val="28"/>
-          <w:szCs w:val="28"/>
-        </w:rPr>
-        <w:t xml:space="preserve">Следующая стадия — разработка. Именно здесь создаётся работающий продукт. </w:t>
-      </w:r>
-      <w:proofErr w:type="spellStart"/>
-      <w:r>
-        <w:rPr>
-          <w:rFonts w:ascii="Times New Roman" w:hAnsi="Times New Roman" w:cs="Times New Roman"/>
-          <w:sz w:val="28"/>
-          <w:szCs w:val="28"/>
-        </w:rPr>
-        <w:t>Backend</w:t>
-      </w:r>
-      <w:proofErr w:type="spellEnd"/>
-      <w:r>
-        <w:rPr>
-          <w:rFonts w:ascii="Times New Roman" w:hAnsi="Times New Roman" w:cs="Times New Roman"/>
-          <w:sz w:val="28"/>
-          <w:szCs w:val="28"/>
-        </w:rPr>
-        <w:t xml:space="preserve"> реализуется на </w:t>
-      </w:r>
-      <w:proofErr w:type="spellStart"/>
-      <w:r>
-        <w:rPr>
-          <w:rFonts w:ascii="Times New Roman" w:hAnsi="Times New Roman" w:cs="Times New Roman"/>
-          <w:sz w:val="28"/>
-          <w:szCs w:val="28"/>
-        </w:rPr>
-        <w:t>Laravel</w:t>
-      </w:r>
-      <w:proofErr w:type="spellEnd"/>
-      <w:r>
-        <w:rPr>
-          <w:rFonts w:ascii="Times New Roman" w:hAnsi="Times New Roman" w:cs="Times New Roman"/>
-          <w:sz w:val="28"/>
-          <w:szCs w:val="28"/>
-        </w:rPr>
-        <w:t xml:space="preserve">, </w:t>
-      </w:r>
-      <w:proofErr w:type="spellStart"/>
-      <w:r>
-        <w:rPr>
-          <w:rFonts w:ascii="Times New Roman" w:hAnsi="Times New Roman" w:cs="Times New Roman"/>
-          <w:sz w:val="28"/>
-          <w:szCs w:val="28"/>
-        </w:rPr>
-        <w:t>frontend</w:t>
-      </w:r>
-      <w:proofErr w:type="spellEnd"/>
-      <w:r>
-        <w:rPr>
-          <w:rFonts w:ascii="Times New Roman" w:hAnsi="Times New Roman" w:cs="Times New Roman"/>
-          <w:sz w:val="28"/>
-          <w:szCs w:val="28"/>
-        </w:rPr>
-        <w:t xml:space="preserve"> — на Vue.js, настраивается взаимодействие между компонентами системы, подключаются базы данных и вспомогательные сервисы. Постепенно формируется MVP — минимально жизнеспособная версия продукта, которая уже может выполнять основные функции.</w:t>
+          <w:i/>
+          <w:sz w:val="28"/>
+          <w:szCs w:val="28"/>
+        </w:rPr>
+        <w:t>Целью</w:t>
+      </w:r>
+      <w:r>
+        <w:rPr>
+          <w:rFonts w:ascii="Times New Roman" w:hAnsi="Times New Roman" w:cs="Times New Roman"/>
+          <w:sz w:val="28"/>
+          <w:szCs w:val="28"/>
+        </w:rPr>
+        <w:t xml:space="preserve"> проекта является разработка программного продукта для быстрого и удобного планирования путешествий.</w:t>
       </w:r>
     </w:p>
     <w:p>
       <w:pPr>
         <w:spacing w:after="0" w:line="360" w:lineRule="auto"/>
-        <w:ind w:firstLine="709"/>
+        <w:ind w:firstLine="360"/>
         <w:jc w:val="both"/>
         <w:rPr>
           <w:rFonts w:ascii="Times New Roman" w:hAnsi="Times New Roman" w:cs="Times New Roman"/>
@@ -186,25 +190,113 @@
       <w:r>
         <w:rPr>
           <w:rFonts w:ascii="Times New Roman" w:hAnsi="Times New Roman" w:cs="Times New Roman"/>
-          <w:sz w:val="28"/>
-          <w:szCs w:val="28"/>
-        </w:rPr>
-        <w:t xml:space="preserve">Когда основная разработка завершена, проект переходит в фазу тестирования. Здесь проверяется корректность работы всех функций, выявляются ошибки и несоответствия требованиям. Тестирование включает проверку пользовательских сценариев, API, производительности и удобства </w:t>
-      </w:r>
-      <w:r>
-        <w:rPr>
-          <w:rFonts w:ascii="Times New Roman" w:hAnsi="Times New Roman" w:cs="Times New Roman"/>
-          <w:sz w:val="28"/>
-          <w:szCs w:val="28"/>
-        </w:rPr>
-        <w:lastRenderedPageBreak/>
-        <w:t>использования. Все найденные проблемы исправляются до момента выпуска продукта.</w:t>
+          <w:i/>
+          <w:sz w:val="28"/>
+          <w:szCs w:val="28"/>
+        </w:rPr>
+        <w:t>Стек</w:t>
+      </w:r>
+      <w:r>
+        <w:rPr>
+          <w:rFonts w:ascii="Times New Roman" w:hAnsi="Times New Roman" w:cs="Times New Roman"/>
+          <w:sz w:val="28"/>
+          <w:szCs w:val="28"/>
+        </w:rPr>
+        <w:t xml:space="preserve">: </w:t>
+      </w:r>
+      <w:r>
+        <w:rPr>
+          <w:rFonts w:ascii="Times New Roman" w:hAnsi="Times New Roman" w:cs="Times New Roman"/>
+          <w:sz w:val="28"/>
+          <w:szCs w:val="28"/>
+        </w:rPr>
+        <w:t xml:space="preserve">PHP 8.3, </w:t>
+      </w:r>
+      <w:proofErr w:type="spellStart"/>
+      <w:r>
+        <w:rPr>
+          <w:rFonts w:ascii="Times New Roman" w:hAnsi="Times New Roman" w:cs="Times New Roman"/>
+          <w:sz w:val="28"/>
+          <w:szCs w:val="28"/>
+        </w:rPr>
+        <w:t>Laravel</w:t>
+      </w:r>
+      <w:proofErr w:type="spellEnd"/>
+      <w:r>
+        <w:rPr>
+          <w:rFonts w:ascii="Times New Roman" w:hAnsi="Times New Roman" w:cs="Times New Roman"/>
+          <w:sz w:val="28"/>
+          <w:szCs w:val="28"/>
+        </w:rPr>
+        <w:t xml:space="preserve">, </w:t>
+      </w:r>
+      <w:proofErr w:type="spellStart"/>
+      <w:r>
+        <w:rPr>
+          <w:rFonts w:ascii="Times New Roman" w:hAnsi="Times New Roman" w:cs="Times New Roman"/>
+          <w:sz w:val="28"/>
+          <w:szCs w:val="28"/>
+        </w:rPr>
+        <w:t>Redis</w:t>
+      </w:r>
+      <w:proofErr w:type="spellEnd"/>
+      <w:r>
+        <w:rPr>
+          <w:rFonts w:ascii="Times New Roman" w:hAnsi="Times New Roman" w:cs="Times New Roman"/>
+          <w:sz w:val="28"/>
+          <w:szCs w:val="28"/>
+        </w:rPr>
+        <w:t xml:space="preserve">, </w:t>
+      </w:r>
+      <w:proofErr w:type="spellStart"/>
+      <w:r>
+        <w:rPr>
+          <w:rFonts w:ascii="Times New Roman" w:hAnsi="Times New Roman" w:cs="Times New Roman"/>
+          <w:sz w:val="28"/>
+          <w:szCs w:val="28"/>
+        </w:rPr>
+        <w:t>Docker</w:t>
+      </w:r>
+      <w:proofErr w:type="spellEnd"/>
+      <w:r>
+        <w:rPr>
+          <w:rFonts w:ascii="Times New Roman" w:hAnsi="Times New Roman" w:cs="Times New Roman"/>
+          <w:sz w:val="28"/>
+          <w:szCs w:val="28"/>
+        </w:rPr>
+        <w:t xml:space="preserve">, </w:t>
+      </w:r>
+      <w:proofErr w:type="spellStart"/>
+      <w:r>
+        <w:rPr>
+          <w:rFonts w:ascii="Times New Roman" w:hAnsi="Times New Roman" w:cs="Times New Roman"/>
+          <w:sz w:val="28"/>
+          <w:szCs w:val="28"/>
+        </w:rPr>
+        <w:t>PostgreSQL</w:t>
+      </w:r>
+      <w:proofErr w:type="spellEnd"/>
+      <w:r>
+        <w:rPr>
+          <w:rFonts w:ascii="Times New Roman" w:hAnsi="Times New Roman" w:cs="Times New Roman"/>
+          <w:sz w:val="28"/>
+          <w:szCs w:val="28"/>
+        </w:rPr>
+        <w:t>, API карт и геолокации</w:t>
+      </w:r>
+      <w:r>
+        <w:rPr>
+          <w:rFonts w:ascii="Times New Roman" w:hAnsi="Times New Roman" w:cs="Times New Roman"/>
+          <w:sz w:val="28"/>
+          <w:szCs w:val="28"/>
+        </w:rPr>
+        <w:t>.</w:t>
       </w:r>
     </w:p>
     <w:p>
       <w:pPr>
         <w:spacing w:after="0" w:line="360" w:lineRule="auto"/>
-        <w:ind w:firstLine="709"/>
+        <w:ind w:firstLine="360"/>
         <w:jc w:val="both"/>
         <w:rPr>
           <w:rFonts w:ascii="Times New Roman" w:hAnsi="Times New Roman" w:cs="Times New Roman"/>
@@ -218,33 +310,72 @@
           <w:sz w:val="28"/>
           <w:szCs w:val="28"/>
         </w:rPr>
-        <w:t>После этого следует внедрение, когда система разворачивается в рабочей среде и становится доступной пользователям. Настраиваются серверы, CI/CD процессы, мониторинг, и продукт начинает использоваться в реальных условиях. Этот этап особенно важен, так как именно здесь проявляются все скрытые проблемы, не выявленные ранее.</w:t>
+        <w:t xml:space="preserve">В результате </w:t>
+      </w:r>
+      <w:r>
+        <w:rPr>
+          <w:rFonts w:ascii="Times New Roman" w:hAnsi="Times New Roman" w:cs="Times New Roman"/>
+          <w:i/>
+          <w:sz w:val="28"/>
+          <w:szCs w:val="28"/>
+        </w:rPr>
+        <w:t>инициации</w:t>
+      </w:r>
+      <w:r>
+        <w:rPr>
+          <w:rFonts w:ascii="Times New Roman" w:hAnsi="Times New Roman" w:cs="Times New Roman"/>
+          <w:sz w:val="28"/>
+          <w:szCs w:val="28"/>
+        </w:rPr>
+        <w:t xml:space="preserve"> сформирован</w:t>
+      </w:r>
+      <w:r>
+        <w:rPr>
+          <w:rFonts w:ascii="Times New Roman" w:hAnsi="Times New Roman" w:cs="Times New Roman"/>
+          <w:sz w:val="28"/>
+          <w:szCs w:val="28"/>
+        </w:rPr>
+        <w:t>ы</w:t>
+      </w:r>
+      <w:r>
+        <w:rPr>
+          <w:rFonts w:ascii="Times New Roman" w:hAnsi="Times New Roman" w:cs="Times New Roman"/>
+          <w:sz w:val="28"/>
+          <w:szCs w:val="28"/>
+        </w:rPr>
+        <w:t xml:space="preserve"> общее положение проекта и его основная цель.</w:t>
       </w:r>
     </w:p>
     <w:p>
       <w:pPr>
+        <w:pStyle w:val="a7"/>
+        <w:numPr>
+          <w:ilvl w:val="0"/>
+          <w:numId w:val="1"/>
+        </w:numPr>
         <w:spacing w:after="0" w:line="360" w:lineRule="auto"/>
-        <w:ind w:firstLine="709"/>
         <w:jc w:val="both"/>
         <w:rPr>
           <w:rFonts w:ascii="Times New Roman" w:hAnsi="Times New Roman" w:cs="Times New Roman"/>
-          <w:sz w:val="28"/>
-          <w:szCs w:val="28"/>
-        </w:rPr>
-      </w:pPr>
-      <w:r>
-        <w:rPr>
-          <w:rFonts w:ascii="Times New Roman" w:hAnsi="Times New Roman" w:cs="Times New Roman"/>
-          <w:sz w:val="28"/>
-          <w:szCs w:val="28"/>
-        </w:rPr>
-        <w:t>Далее проект переходит в стадию эксплуатации и поддержки. Система продолжает работать, но уже в условиях реальной нагрузки. В этот период происходит исправление ошибок, оптимизация производительности и добавление новых функций на основе обратной связи пользователей. По сути, продукт начинает эволюционировать.</w:t>
+          <w:b/>
+          <w:sz w:val="28"/>
+          <w:szCs w:val="28"/>
+        </w:rPr>
+      </w:pPr>
+      <w:r>
+        <w:rPr>
+          <w:rFonts w:ascii="Times New Roman" w:hAnsi="Times New Roman" w:cs="Times New Roman"/>
+          <w:b/>
+          <w:sz w:val="28"/>
+          <w:szCs w:val="28"/>
+        </w:rPr>
+        <w:t>Организация и подготовка.</w:t>
       </w:r>
     </w:p>
     <w:p>
       <w:pPr>
         <w:spacing w:after="0" w:line="360" w:lineRule="auto"/>
-        <w:ind w:firstLine="709"/>
+        <w:ind w:firstLine="360"/>
         <w:jc w:val="both"/>
         <w:rPr>
           <w:rFonts w:ascii="Times New Roman" w:hAnsi="Times New Roman" w:cs="Times New Roman"/>
@@ -258,19 +389,535 @@
           <w:sz w:val="28"/>
           <w:szCs w:val="28"/>
         </w:rPr>
-        <w:t>Завершающим этапом можно считать формальное закрытие проекта как управленческой единицы. Это момент, когда цели разработки достигнуты, документация завершена, а продукт передан в постоянную эксплуатацию или развитие как сервис.</w:t>
+        <w:t xml:space="preserve">В рамках предварительного обсуждения технической части была определена </w:t>
+      </w:r>
+      <w:proofErr w:type="spellStart"/>
+      <w:r>
+        <w:rPr>
+          <w:rFonts w:ascii="Times New Roman" w:hAnsi="Times New Roman" w:cs="Times New Roman"/>
+          <w:sz w:val="28"/>
+          <w:szCs w:val="28"/>
+        </w:rPr>
+        <w:t>микросервисная</w:t>
+      </w:r>
+      <w:proofErr w:type="spellEnd"/>
+      <w:r>
+        <w:rPr>
+          <w:rFonts w:ascii="Times New Roman" w:hAnsi="Times New Roman" w:cs="Times New Roman"/>
+          <w:sz w:val="28"/>
+          <w:szCs w:val="28"/>
+        </w:rPr>
+        <w:t xml:space="preserve"> архитектура веб-приложения, спроектирована база данных, настроено окружение, а также возможность быстро выгружать код на тестовые сервера. Также были намечены основные этапы разработки проекта, их примерные сроки реализации.</w:t>
       </w:r>
     </w:p>
     <w:p>
       <w:pPr>
-        <w:spacing w:line="360" w:lineRule="auto"/>
+        <w:pStyle w:val="a7"/>
+        <w:numPr>
+          <w:ilvl w:val="0"/>
+          <w:numId w:val="1"/>
+        </w:numPr>
+        <w:spacing w:after="0" w:line="360" w:lineRule="auto"/>
         <w:jc w:val="both"/>
         <w:rPr>
           <w:rFonts w:ascii="Times New Roman" w:hAnsi="Times New Roman" w:cs="Times New Roman"/>
-          <w:sz w:val="28"/>
-          <w:szCs w:val="28"/>
-        </w:rPr>
-      </w:pPr>
+          <w:b/>
+          <w:sz w:val="28"/>
+          <w:szCs w:val="28"/>
+        </w:rPr>
+      </w:pPr>
+      <w:r>
+        <w:rPr>
+          <w:rFonts w:ascii="Times New Roman" w:hAnsi="Times New Roman" w:cs="Times New Roman"/>
+          <w:b/>
+          <w:sz w:val="28"/>
+          <w:szCs w:val="28"/>
+        </w:rPr>
+        <w:t xml:space="preserve">Выполнение проекта. </w:t>
+      </w:r>
+    </w:p>
+    <w:p>
+      <w:pPr>
+        <w:spacing w:after="0" w:line="360" w:lineRule="auto"/>
+        <w:ind w:firstLine="360"/>
+        <w:jc w:val="both"/>
+        <w:rPr>
+          <w:rFonts w:ascii="Times New Roman" w:hAnsi="Times New Roman" w:cs="Times New Roman"/>
+          <w:sz w:val="28"/>
+          <w:szCs w:val="28"/>
+        </w:rPr>
+      </w:pPr>
+      <w:r>
+        <w:rPr>
+          <w:rFonts w:ascii="Times New Roman" w:hAnsi="Times New Roman" w:cs="Times New Roman"/>
+          <w:sz w:val="28"/>
+          <w:szCs w:val="28"/>
+        </w:rPr>
+        <w:t>Как было сказано ранее, было определен</w:t>
+      </w:r>
+      <w:r>
+        <w:rPr>
+          <w:rFonts w:ascii="Times New Roman" w:hAnsi="Times New Roman" w:cs="Times New Roman"/>
+          <w:sz w:val="28"/>
+          <w:szCs w:val="28"/>
+        </w:rPr>
+        <w:t xml:space="preserve">ы </w:t>
+      </w:r>
+      <w:r>
+        <w:rPr>
+          <w:rFonts w:ascii="Times New Roman" w:hAnsi="Times New Roman" w:cs="Times New Roman"/>
+          <w:sz w:val="28"/>
+          <w:szCs w:val="28"/>
+        </w:rPr>
+        <w:t>основны</w:t>
+      </w:r>
+      <w:r>
+        <w:rPr>
+          <w:rFonts w:ascii="Times New Roman" w:hAnsi="Times New Roman" w:cs="Times New Roman"/>
+          <w:sz w:val="28"/>
+          <w:szCs w:val="28"/>
+        </w:rPr>
+        <w:t>е</w:t>
+      </w:r>
+      <w:r>
+        <w:rPr>
+          <w:rFonts w:ascii="Times New Roman" w:hAnsi="Times New Roman" w:cs="Times New Roman"/>
+          <w:sz w:val="28"/>
+          <w:szCs w:val="28"/>
+        </w:rPr>
+        <w:t xml:space="preserve"> этап</w:t>
+      </w:r>
+      <w:r>
+        <w:rPr>
+          <w:rFonts w:ascii="Times New Roman" w:hAnsi="Times New Roman" w:cs="Times New Roman"/>
+          <w:sz w:val="28"/>
+          <w:szCs w:val="28"/>
+        </w:rPr>
+        <w:t>ы реализации проекта</w:t>
+      </w:r>
+      <w:r>
+        <w:rPr>
+          <w:rFonts w:ascii="Times New Roman" w:hAnsi="Times New Roman" w:cs="Times New Roman"/>
+          <w:sz w:val="28"/>
+          <w:szCs w:val="28"/>
+        </w:rPr>
+        <w:t>:</w:t>
+      </w:r>
+    </w:p>
+    <w:p>
+      <w:pPr>
+        <w:spacing w:after="0" w:line="360" w:lineRule="auto"/>
+        <w:ind w:firstLine="360"/>
+        <w:jc w:val="both"/>
+        <w:rPr>
+          <w:rFonts w:ascii="Times New Roman" w:hAnsi="Times New Roman" w:cs="Times New Roman"/>
+          <w:sz w:val="28"/>
+          <w:szCs w:val="28"/>
+        </w:rPr>
+      </w:pPr>
+      <w:r>
+        <w:rPr>
+          <w:rFonts w:ascii="Times New Roman" w:hAnsi="Times New Roman" w:cs="Times New Roman"/>
+          <w:i/>
+          <w:sz w:val="28"/>
+          <w:szCs w:val="28"/>
+        </w:rPr>
+        <w:t xml:space="preserve">1. </w:t>
+      </w:r>
+      <w:r>
+        <w:rPr>
+          <w:rFonts w:ascii="Times New Roman" w:hAnsi="Times New Roman" w:cs="Times New Roman"/>
+          <w:i/>
+          <w:sz w:val="28"/>
+          <w:szCs w:val="28"/>
+          <w:lang w:val="en-US"/>
+        </w:rPr>
+        <w:t>MVP</w:t>
+      </w:r>
+      <w:r>
+        <w:rPr>
+          <w:rFonts w:ascii="Times New Roman" w:hAnsi="Times New Roman" w:cs="Times New Roman"/>
+          <w:sz w:val="28"/>
+          <w:szCs w:val="28"/>
+        </w:rPr>
+        <w:t>:</w:t>
+      </w:r>
+      <w:r>
+        <w:rPr>
+          <w:rFonts w:ascii="Times New Roman" w:hAnsi="Times New Roman" w:cs="Times New Roman"/>
+          <w:sz w:val="28"/>
+          <w:szCs w:val="28"/>
+        </w:rPr>
+        <w:t xml:space="preserve"> н</w:t>
+      </w:r>
+      <w:r>
+        <w:rPr>
+          <w:rFonts w:ascii="Times New Roman" w:hAnsi="Times New Roman" w:cs="Times New Roman"/>
+          <w:sz w:val="28"/>
+          <w:szCs w:val="28"/>
+        </w:rPr>
+        <w:t>а этом этапе предполагается создание продукта, который будет отражать минимальный функционал системы: регистрация/авторизация пользователей, создание простого маршрута, сохранение путешествий.</w:t>
+      </w:r>
+    </w:p>
+    <w:p>
+      <w:pPr>
+        <w:spacing w:after="0" w:line="360" w:lineRule="auto"/>
+        <w:ind w:firstLine="360"/>
+        <w:jc w:val="both"/>
+        <w:rPr>
+          <w:rFonts w:ascii="Times New Roman" w:hAnsi="Times New Roman" w:cs="Times New Roman"/>
+          <w:sz w:val="28"/>
+          <w:szCs w:val="28"/>
+        </w:rPr>
+      </w:pPr>
+      <w:r>
+        <w:rPr>
+          <w:rFonts w:ascii="Times New Roman" w:hAnsi="Times New Roman" w:cs="Times New Roman"/>
+          <w:i/>
+          <w:sz w:val="28"/>
+          <w:szCs w:val="28"/>
+        </w:rPr>
+        <w:t>2. Персонализация</w:t>
+      </w:r>
+      <w:r>
+        <w:rPr>
+          <w:rFonts w:ascii="Times New Roman" w:hAnsi="Times New Roman" w:cs="Times New Roman"/>
+          <w:sz w:val="28"/>
+          <w:szCs w:val="28"/>
+        </w:rPr>
+        <w:t>:</w:t>
+      </w:r>
+      <w:r>
+        <w:rPr>
+          <w:rFonts w:ascii="Times New Roman" w:hAnsi="Times New Roman" w:cs="Times New Roman"/>
+          <w:sz w:val="28"/>
+          <w:szCs w:val="28"/>
+        </w:rPr>
+        <w:t xml:space="preserve"> н</w:t>
+      </w:r>
+      <w:r>
+        <w:rPr>
+          <w:rFonts w:ascii="Times New Roman" w:hAnsi="Times New Roman" w:cs="Times New Roman"/>
+          <w:sz w:val="28"/>
+          <w:szCs w:val="28"/>
+        </w:rPr>
+        <w:t xml:space="preserve">а этом этапе предполагается расширение функционала </w:t>
+      </w:r>
+      <w:r>
+        <w:rPr>
+          <w:rFonts w:ascii="Times New Roman" w:hAnsi="Times New Roman" w:cs="Times New Roman"/>
+          <w:sz w:val="28"/>
+          <w:szCs w:val="28"/>
+          <w:lang w:val="en-US"/>
+        </w:rPr>
+        <w:t>MVP</w:t>
+      </w:r>
+      <w:r>
+        <w:rPr>
+          <w:rFonts w:ascii="Times New Roman" w:hAnsi="Times New Roman" w:cs="Times New Roman"/>
+          <w:sz w:val="28"/>
+          <w:szCs w:val="28"/>
+        </w:rPr>
+        <w:t>, а именно: добавление учёта интересов пользователя, фильтрация мест по категориям, расчёт примерного бюджета.</w:t>
+      </w:r>
+    </w:p>
+    <w:p>
+      <w:pPr>
+        <w:spacing w:after="0" w:line="360" w:lineRule="auto"/>
+        <w:ind w:firstLine="360"/>
+        <w:jc w:val="both"/>
+        <w:rPr>
+          <w:rFonts w:ascii="Times New Roman" w:hAnsi="Times New Roman" w:cs="Times New Roman"/>
+          <w:sz w:val="28"/>
+          <w:szCs w:val="28"/>
+        </w:rPr>
+      </w:pPr>
+      <w:r>
+        <w:rPr>
+          <w:rFonts w:ascii="Times New Roman" w:hAnsi="Times New Roman" w:cs="Times New Roman"/>
+          <w:i/>
+          <w:sz w:val="28"/>
+          <w:szCs w:val="28"/>
+        </w:rPr>
+        <w:t>3. Интеграция внешних сервисов</w:t>
+      </w:r>
+      <w:r>
+        <w:rPr>
+          <w:rFonts w:ascii="Times New Roman" w:hAnsi="Times New Roman" w:cs="Times New Roman"/>
+          <w:sz w:val="28"/>
+          <w:szCs w:val="28"/>
+        </w:rPr>
+        <w:t>: н</w:t>
+      </w:r>
+      <w:r>
+        <w:rPr>
+          <w:rFonts w:ascii="Times New Roman" w:hAnsi="Times New Roman" w:cs="Times New Roman"/>
+          <w:sz w:val="28"/>
+          <w:szCs w:val="28"/>
+        </w:rPr>
+        <w:t xml:space="preserve">а этом этапе предполагается интегрировать внешние сервисы (Карты / платёжные системы / прочие </w:t>
+      </w:r>
+      <w:r>
+        <w:rPr>
+          <w:rFonts w:ascii="Times New Roman" w:hAnsi="Times New Roman" w:cs="Times New Roman"/>
+          <w:sz w:val="28"/>
+          <w:szCs w:val="28"/>
+        </w:rPr>
+        <w:lastRenderedPageBreak/>
+        <w:t>туристические сервисы) для отображения маршрутов непосредственно в приложении.</w:t>
+      </w:r>
+    </w:p>
+    <w:p>
+      <w:pPr>
+        <w:spacing w:after="0" w:line="360" w:lineRule="auto"/>
+        <w:ind w:firstLine="360"/>
+        <w:jc w:val="both"/>
+        <w:rPr>
+          <w:rFonts w:ascii="Times New Roman" w:hAnsi="Times New Roman" w:cs="Times New Roman"/>
+          <w:sz w:val="28"/>
+          <w:szCs w:val="28"/>
+        </w:rPr>
+      </w:pPr>
+      <w:r>
+        <w:rPr>
+          <w:rFonts w:ascii="Times New Roman" w:hAnsi="Times New Roman" w:cs="Times New Roman"/>
+          <w:i/>
+          <w:sz w:val="28"/>
+          <w:szCs w:val="28"/>
+        </w:rPr>
+        <w:t xml:space="preserve">4. </w:t>
+      </w:r>
+      <w:r>
+        <w:rPr>
+          <w:rFonts w:ascii="Times New Roman" w:hAnsi="Times New Roman" w:cs="Times New Roman"/>
+          <w:i/>
+          <w:sz w:val="28"/>
+          <w:szCs w:val="28"/>
+        </w:rPr>
+        <w:t xml:space="preserve">Оптимизация и улучшение </w:t>
+      </w:r>
+      <w:r>
+        <w:rPr>
+          <w:rFonts w:ascii="Times New Roman" w:hAnsi="Times New Roman" w:cs="Times New Roman"/>
+          <w:i/>
+          <w:sz w:val="28"/>
+          <w:szCs w:val="28"/>
+          <w:lang w:val="en-US"/>
+        </w:rPr>
+        <w:t>UX</w:t>
+      </w:r>
+      <w:r>
+        <w:rPr>
+          <w:rFonts w:ascii="Times New Roman" w:hAnsi="Times New Roman" w:cs="Times New Roman"/>
+          <w:sz w:val="28"/>
+          <w:szCs w:val="28"/>
+        </w:rPr>
+        <w:t>:</w:t>
+      </w:r>
+      <w:r>
+        <w:rPr>
+          <w:rFonts w:ascii="Times New Roman" w:hAnsi="Times New Roman" w:cs="Times New Roman"/>
+          <w:sz w:val="28"/>
+          <w:szCs w:val="28"/>
+        </w:rPr>
+        <w:t xml:space="preserve"> в</w:t>
+      </w:r>
+      <w:r>
+        <w:rPr>
+          <w:rFonts w:ascii="Times New Roman" w:hAnsi="Times New Roman" w:cs="Times New Roman"/>
+          <w:sz w:val="28"/>
+          <w:szCs w:val="28"/>
+        </w:rPr>
+        <w:t xml:space="preserve"> рамках этого этапа предполагается</w:t>
+      </w:r>
+      <w:r>
+        <w:rPr>
+          <w:rFonts w:ascii="Times New Roman" w:hAnsi="Times New Roman" w:cs="Times New Roman"/>
+          <w:sz w:val="28"/>
+          <w:szCs w:val="28"/>
+        </w:rPr>
+        <w:t xml:space="preserve"> оптимизировать процессы, написанные во 2 и 3 этапах, путём добавления </w:t>
+      </w:r>
+      <w:r>
+        <w:rPr>
+          <w:rFonts w:ascii="Times New Roman" w:hAnsi="Times New Roman" w:cs="Times New Roman"/>
+          <w:sz w:val="28"/>
+          <w:szCs w:val="28"/>
+          <w:lang w:val="en-US"/>
+        </w:rPr>
+        <w:t>in</w:t>
+      </w:r>
+      <w:r>
+        <w:rPr>
+          <w:rFonts w:ascii="Times New Roman" w:hAnsi="Times New Roman" w:cs="Times New Roman"/>
+          <w:sz w:val="28"/>
+          <w:szCs w:val="28"/>
+        </w:rPr>
+        <w:t>-</w:t>
+      </w:r>
+      <w:r>
+        <w:rPr>
+          <w:rFonts w:ascii="Times New Roman" w:hAnsi="Times New Roman" w:cs="Times New Roman"/>
+          <w:sz w:val="28"/>
+          <w:szCs w:val="28"/>
+          <w:lang w:val="en-US"/>
+        </w:rPr>
+        <w:t>memory</w:t>
+      </w:r>
+      <w:r>
+        <w:rPr>
+          <w:rFonts w:ascii="Times New Roman" w:hAnsi="Times New Roman" w:cs="Times New Roman"/>
+          <w:sz w:val="28"/>
+          <w:szCs w:val="28"/>
+        </w:rPr>
+        <w:t xml:space="preserve"> </w:t>
+      </w:r>
+      <w:r>
+        <w:rPr>
+          <w:rFonts w:ascii="Times New Roman" w:hAnsi="Times New Roman" w:cs="Times New Roman"/>
+          <w:sz w:val="28"/>
+          <w:szCs w:val="28"/>
+        </w:rPr>
+        <w:t xml:space="preserve">хранилищ данных и брокера сообщений. Также подразумевается улучшение созданных ранее интерфейсов. </w:t>
+      </w:r>
+    </w:p>
+    <w:p>
+      <w:pPr>
+        <w:spacing w:after="0" w:line="360" w:lineRule="auto"/>
+        <w:ind w:firstLine="360"/>
+        <w:jc w:val="both"/>
+        <w:rPr>
+          <w:rFonts w:ascii="Times New Roman" w:hAnsi="Times New Roman" w:cs="Times New Roman"/>
+          <w:sz w:val="28"/>
+          <w:szCs w:val="28"/>
+        </w:rPr>
+      </w:pPr>
+      <w:r>
+        <w:rPr>
+          <w:rFonts w:ascii="Times New Roman" w:hAnsi="Times New Roman" w:cs="Times New Roman"/>
+          <w:i/>
+          <w:sz w:val="28"/>
+          <w:szCs w:val="28"/>
+        </w:rPr>
+        <w:t>5. Тестирование</w:t>
+      </w:r>
+      <w:r>
+        <w:rPr>
+          <w:rFonts w:ascii="Times New Roman" w:hAnsi="Times New Roman" w:cs="Times New Roman"/>
+          <w:sz w:val="28"/>
+          <w:szCs w:val="28"/>
+        </w:rPr>
+        <w:t>: в</w:t>
+      </w:r>
+      <w:r>
+        <w:rPr>
+          <w:rFonts w:ascii="Times New Roman" w:hAnsi="Times New Roman" w:cs="Times New Roman"/>
+          <w:sz w:val="28"/>
+          <w:szCs w:val="28"/>
+        </w:rPr>
+        <w:t xml:space="preserve"> рамках данного этапа предполагается «покрытие» всего реализованного функционала тестами, исправление ошибок, накопленных в результате написания кода, а также анализ обратной связи.</w:t>
+      </w:r>
+    </w:p>
+    <w:p>
+      <w:pPr>
+        <w:spacing w:after="0" w:line="360" w:lineRule="auto"/>
+        <w:ind w:firstLine="360"/>
+        <w:jc w:val="both"/>
+        <w:rPr>
+          <w:rFonts w:ascii="Times New Roman" w:hAnsi="Times New Roman" w:cs="Times New Roman"/>
+          <w:sz w:val="28"/>
+          <w:szCs w:val="28"/>
+        </w:rPr>
+      </w:pPr>
+      <w:r>
+        <w:rPr>
+          <w:rFonts w:ascii="Times New Roman" w:hAnsi="Times New Roman" w:cs="Times New Roman"/>
+          <w:sz w:val="28"/>
+          <w:szCs w:val="28"/>
+        </w:rPr>
+        <w:t>Примерные срок общей реализации – около 6 месяцев, без учёта анализа обратной связи</w:t>
+      </w:r>
+      <w:r>
+        <w:rPr>
+          <w:rFonts w:ascii="Times New Roman" w:hAnsi="Times New Roman" w:cs="Times New Roman"/>
+          <w:sz w:val="28"/>
+          <w:szCs w:val="28"/>
+        </w:rPr>
+        <w:t xml:space="preserve"> </w:t>
+      </w:r>
+      <w:bookmarkStart w:id="0" w:name="_GoBack"/>
+      <w:bookmarkEnd w:id="0"/>
+      <w:r>
+        <w:rPr>
+          <w:rFonts w:ascii="Times New Roman" w:hAnsi="Times New Roman" w:cs="Times New Roman"/>
+          <w:sz w:val="28"/>
+          <w:szCs w:val="28"/>
+        </w:rPr>
+        <w:t>(об этом будет сказано позже).</w:t>
+      </w:r>
+    </w:p>
+    <w:p>
+      <w:pPr>
+        <w:pStyle w:val="a7"/>
+        <w:numPr>
+          <w:ilvl w:val="0"/>
+          <w:numId w:val="1"/>
+        </w:numPr>
+        <w:spacing w:after="0" w:line="360" w:lineRule="auto"/>
+        <w:jc w:val="both"/>
+        <w:rPr>
+          <w:rFonts w:ascii="Times New Roman" w:hAnsi="Times New Roman" w:cs="Times New Roman"/>
+          <w:b/>
+          <w:sz w:val="28"/>
+          <w:szCs w:val="28"/>
+        </w:rPr>
+      </w:pPr>
+      <w:r>
+        <w:rPr>
+          <w:rFonts w:ascii="Times New Roman" w:hAnsi="Times New Roman" w:cs="Times New Roman"/>
+          <w:b/>
+          <w:sz w:val="28"/>
+          <w:szCs w:val="28"/>
+        </w:rPr>
+        <w:t>Завершение проекта</w:t>
+      </w:r>
+      <w:r>
+        <w:rPr>
+          <w:rFonts w:ascii="Times New Roman" w:hAnsi="Times New Roman" w:cs="Times New Roman"/>
+          <w:b/>
+          <w:sz w:val="28"/>
+          <w:szCs w:val="28"/>
+        </w:rPr>
+        <w:t>.</w:t>
+      </w:r>
+    </w:p>
+    <w:p>
+      <w:pPr>
+        <w:spacing w:after="0" w:line="360" w:lineRule="auto"/>
+        <w:ind w:firstLine="360"/>
+        <w:jc w:val="both"/>
+        <w:rPr>
+          <w:rFonts w:ascii="Times New Roman" w:hAnsi="Times New Roman" w:cs="Times New Roman"/>
+          <w:sz w:val="28"/>
+          <w:szCs w:val="28"/>
+        </w:rPr>
+      </w:pPr>
+      <w:r>
+        <w:rPr>
+          <w:rFonts w:ascii="Times New Roman" w:hAnsi="Times New Roman" w:cs="Times New Roman"/>
+          <w:sz w:val="28"/>
+          <w:szCs w:val="28"/>
+        </w:rPr>
+        <w:t>На этой фазе проект подготавливается к полноценной эксплуатации</w:t>
+      </w:r>
+      <w:r>
+        <w:rPr>
+          <w:rFonts w:ascii="Times New Roman" w:hAnsi="Times New Roman" w:cs="Times New Roman"/>
+          <w:sz w:val="28"/>
+          <w:szCs w:val="28"/>
+        </w:rPr>
+        <w:t xml:space="preserve">: происходит финальное тестирование системы, происходит написание документации, развертывается приложение на сервере. В рамках этого этапа анализируются результаты проекта, подводятся итоги разработки. </w:t>
+      </w:r>
     </w:p>
     <w:sectPr>
       <w:pgSz w:w="11906" w:h="16838"/>
@@ -282,8 +929,105 @@
 </w:document>
 </file>
 
+<file path=word/numbering.xml><?xml version="1.0" encoding="utf-8"?>
+<w:numbering xmlns:wpc="http://schemas.microsoft.com/office/word/2010/wordprocessingCanvas" xmlns:cx="http://schemas.microsoft.com/office/drawing/2014/chartex" xmlns:cx1="http://schemas.microsoft.com/office/drawing/2015/9/8/chartex" xmlns:cx2="http://schemas.microsoft.com/office/drawing/2015/10/21/chartex" xmlns:cx3="http://schemas.microsoft.com/office/drawing/2016/5/9/chartex" xmlns:cx4="http://schemas.microsoft.com/office/drawing/2016/5/10/chartex" xmlns:cx5="http://schemas.microsoft.com/office/drawing/2016/5/11/chartex" xmlns:cx6="http://schemas.microsoft.com/office/drawing/2016/5/12/chartex" xmlns:cx7="http://schemas.microsoft.com/office/drawing/2016/5/13/chartex" xmlns:cx8="http://schemas.microsoft.com/office/drawing/2016/5/14/chartex" xmlns:mc="http://schemas.openxmlformats.org/markup-compatibility/2006" xmlns:aink="http://schemas.microsoft.com/office/drawing/2016/ink" xmlns:am3d="http://schemas.microsoft.com/office/drawing/2017/model3d" xmlns:o="urn:schemas-microsoft-com:office:office" xmlns:r="http://schemas.openxmlformats.org/officeDocument/2006/relationships" xmlns:m="http://schemas.openxmlformats.org/officeDocument/2006/math" xmlns:v="urn:schemas-microsoft-com:vml" xmlns:wp14="http://schemas.microsoft.com/office/word/2010/wordprocessingDrawing" xmlns:wp="http://schemas.openxmlformats.org/drawingml/2006/wordprocessingDrawing" xmlns:w10="urn:schemas-microsoft-com:office:word" xmlns:w="http://schemas.openxmlformats.org/wordprocessingml/2006/main" xmlns:w14="http://schemas.microsoft.com/office/word/2010/wordml" xmlns:w15="http://schemas.microsoft.com/office/word/2012/wordml" xmlns:w16cid="http://schemas.microsoft.com/office/word/2016/wordml/cid" xmlns:w16se="http://schemas.microsoft.com/office/word/2015/wordml/symex" xmlns:wpg="http://schemas.microsoft.com/office/word/2010/wordprocessingGroup" xmlns:wpi="http://schemas.microsoft.com/office/word/2010/wordprocessingInk" xmlns:wne="http://schemas.microsoft.com/office/word/2006/wordml" xmlns:wps="http://schemas.microsoft.com/office/word/2010/wordprocessingShape" mc:Ignorable="w14 w15 w16se w16cid wp14">
+  <w:abstractNum w:abstractNumId="0" w15:restartNumberingAfterBreak="0">
+    <w:nsid w:val="1B9F610B"/>
+    <w:multiLevelType w:val="hybridMultilevel"/>
+    <w:tmpl w:val="1136B196"/>
+    <w:lvl w:ilvl="0" w:tplc="0419000F">
+      <w:start w:val="1"/>
+      <w:numFmt w:val="decimal"/>
+      <w:lvlText w:val="%1."/>
+      <w:lvlJc w:val="left"/>
+      <w:pPr>
+        <w:ind w:left="720" w:hanging="360"/>
+      </w:pPr>
+      <w:rPr>
+        <w:rFonts w:hint="default"/>
+      </w:rPr>
+    </w:lvl>
+    <w:lvl w:ilvl="1" w:tplc="04190019">
+      <w:start w:val="1"/>
+      <w:numFmt w:val="lowerLetter"/>
+      <w:lvlText w:val="%2."/>
+      <w:lvlJc w:val="left"/>
+      <w:pPr>
+        <w:ind w:left="1440" w:hanging="360"/>
+      </w:pPr>
+    </w:lvl>
+    <w:lvl w:ilvl="2" w:tplc="0419001B" w:tentative="1">
+      <w:start w:val="1"/>
+      <w:numFmt w:val="lowerRoman"/>
+      <w:lvlText w:val="%3."/>
+      <w:lvlJc w:val="right"/>
+      <w:pPr>
+        <w:ind w:left="2160" w:hanging="180"/>
+      </w:pPr>
+    </w:lvl>
+    <w:lvl w:ilvl="3" w:tplc="0419000F" w:tentative="1">
+      <w:start w:val="1"/>
+      <w:numFmt w:val="decimal"/>
+      <w:lvlText w:val="%4."/>
+      <w:lvlJc w:val="left"/>
+      <w:pPr>
+        <w:ind w:left="2880" w:hanging="360"/>
+      </w:pPr>
+    </w:lvl>
+    <w:lvl w:ilvl="4" w:tplc="04190019" w:tentative="1">
+      <w:start w:val="1"/>
+      <w:numFmt w:val="lowerLetter"/>
+      <w:lvlText w:val="%5."/>
+      <w:lvlJc w:val="left"/>
+      <w:pPr>
+        <w:ind w:left="3600" w:hanging="360"/>
+      </w:pPr>
+    </w:lvl>
+    <w:lvl w:ilvl="5" w:tplc="0419001B" w:tentative="1">
+      <w:start w:val="1"/>
+      <w:numFmt w:val="lowerRoman"/>
+      <w:lvlText w:val="%6."/>
+      <w:lvlJc w:val="right"/>
+      <w:pPr>
+        <w:ind w:left="4320" w:hanging="180"/>
+      </w:pPr>
+    </w:lvl>
+    <w:lvl w:ilvl="6" w:tplc="0419000F" w:tentative="1">
+      <w:start w:val="1"/>
+      <w:numFmt w:val="decimal"/>
+      <w:lvlText w:val="%7."/>
+      <w:lvlJc w:val="left"/>
+      <w:pPr>
+        <w:ind w:left="5040" w:hanging="360"/>
+      </w:pPr>
+    </w:lvl>
+    <w:lvl w:ilvl="7" w:tplc="04190019" w:tentative="1">
+      <w:start w:val="1"/>
+      <w:numFmt w:val="lowerLetter"/>
+      <w:lvlText w:val="%8."/>
+      <w:lvlJc w:val="left"/>
+      <w:pPr>
+        <w:ind w:left="5760" w:hanging="360"/>
+      </w:pPr>
+    </w:lvl>
+    <w:lvl w:ilvl="8" w:tplc="0419001B" w:tentative="1">
+      <w:start w:val="1"/>
+      <w:numFmt w:val="lowerRoman"/>
+      <w:lvlText w:val="%9."/>
+      <w:lvlJc w:val="right"/>
+      <w:pPr>
+        <w:ind w:left="6480" w:hanging="180"/>
+      </w:pPr>
+    </w:lvl>
+  </w:abstractNum>
+  <w:num w:numId="1">
+    <w:abstractNumId w:val="0"/>
+  </w:num>
+</w:numbering>
+</file>
+
 <file path=word/styles.xml><?xml version="1.0" encoding="utf-8"?>
-<w:styles xmlns:mc="http://schemas.openxmlformats.org/markup-compatibility/2006" xmlns:r="http://schemas.openxmlformats.org/officeDocument/2006/relationships" xmlns:w="http://schemas.openxmlformats.org/wordprocessingml/2006/main" xmlns:w14="http://schemas.microsoft.com/office/word/2010/wordml" xmlns:w15="http://schemas.microsoft.com/office/word/2012/wordml" xmlns:w16cex="http://schemas.microsoft.com/office/word/2018/wordml/cex" xmlns:w16cid="http://schemas.microsoft.com/office/word/2016/wordml/cid" xmlns:w16="http://schemas.microsoft.com/office/word/2018/wordml" xmlns:w16sdtdh="http://schemas.microsoft.com/office/word/2020/wordml/sdtdatahash" xmlns:w16se="http://schemas.microsoft.com/office/word/2015/wordml/symex" mc:Ignorable="w14 w15 w16se w16cid w16 w16cex w16sdtdh">
+<w:styles xmlns:mc="http://schemas.openxmlformats.org/markup-compatibility/2006" xmlns:r="http://schemas.openxmlformats.org/officeDocument/2006/relationships" xmlns:w="http://schemas.openxmlformats.org/wordprocessingml/2006/main" xmlns:w14="http://schemas.microsoft.com/office/word/2010/wordml" xmlns:w15="http://schemas.microsoft.com/office/word/2012/wordml" xmlns:w16cid="http://schemas.microsoft.com/office/word/2016/wordml/cid" xmlns:w16se="http://schemas.microsoft.com/office/word/2015/wordml/symex" mc:Ignorable="w14 w15 w16se w16cid">
   <w:docDefaults>
     <w:rPrDefault>
       <w:rPr>
@@ -301,7 +1045,7 @@
       </w:pPr>
     </w:pPrDefault>
   </w:docDefaults>
-  <w:latentStyles w:defLockedState="0" w:defUIPriority="99" w:defSemiHidden="0" w:defUnhideWhenUsed="0" w:defQFormat="0" w:count="376">
+  <w:latentStyles w:defLockedState="0" w:defUIPriority="99" w:defSemiHidden="0" w:defUnhideWhenUsed="0" w:defQFormat="0" w:count="375">
     <w:lsdException w:name="Normal" w:uiPriority="0" w:qFormat="1"/>
     <w:lsdException w:name="heading 1" w:uiPriority="9" w:qFormat="1"/>
     <w:lsdException w:name="heading 2" w:semiHidden="1" w:uiPriority="9" w:unhideWhenUsed="1" w:qFormat="1"/>
@@ -677,7 +1421,6 @@
     <w:lsdException w:name="Smart Hyperlink" w:semiHidden="1" w:unhideWhenUsed="1"/>
     <w:lsdException w:name="Hashtag" w:semiHidden="1" w:unhideWhenUsed="1"/>
     <w:lsdException w:name="Unresolved Mention" w:semiHidden="1" w:unhideWhenUsed="1"/>
-    <w:lsdException w:name="Smart Link" w:semiHidden="1" w:unhideWhenUsed="1"/>
   </w:latentStyles>
   <w:style w:type="paragraph" w:default="1" w:styleId="a">
     <w:name w:val="Normal"/>
